--- a/SEM 6/WT/Documentation/SREXP1.docx
+++ b/SEM 6/WT/Documentation/SREXP1.docx
@@ -134,7 +134,10 @@
         </w:numPr>
       </w:pPr>
       <w:r>
-        <w:t>To gain knowledge of different wireless communication technologies</w:t>
+        <w:t>To understand the working principles of different types of sensors</w:t>
+      </w:r>
+      <w:r>
+        <w:t>.</w:t>
       </w:r>
     </w:p>
     <w:p>
@@ -146,7 +149,10 @@
         </w:numPr>
       </w:pPr>
       <w:r>
-        <w:t>To understand the role of microcontroller boards and sensors in wireless systems</w:t>
+        <w:t>To study real-world applications of sensors in various industries</w:t>
+      </w:r>
+      <w:r>
+        <w:t>.</w:t>
       </w:r>
     </w:p>
     <w:p>
@@ -158,7 +164,7 @@
         </w:numPr>
       </w:pPr>
       <w:r>
-        <w:t>To compare wireless standards based on range, data rate, power consumption, and applications</w:t>
+        <w:t>To learn how to select a suitable sensor for a given application.</w:t>
       </w:r>
     </w:p>
     <w:p>
@@ -191,11 +197,11 @@
         <w:pStyle w:val="ListParagraph"/>
         <w:numPr>
           <w:ilvl w:val="0"/>
-          <w:numId w:val="27"/>
+          <w:numId w:val="28"/>
         </w:numPr>
       </w:pPr>
       <w:r>
-        <w:t>Basic understanding of 8086 and 8051 microprocessors</w:t>
+        <w:t>Basic knowledge of electronics and measurement systems.</w:t>
       </w:r>
     </w:p>
     <w:p>
@@ -203,11 +209,43 @@
         <w:pStyle w:val="ListParagraph"/>
         <w:numPr>
           <w:ilvl w:val="0"/>
-          <w:numId w:val="27"/>
+          <w:numId w:val="28"/>
         </w:numPr>
       </w:pPr>
       <w:r>
-        <w:t>Fundamentals of Python programming</w:t>
+        <w:t>Familiarity with physical parameters like temperature, pressure, light, motion, etc.</w:t>
+      </w:r>
+    </w:p>
+    <w:p>
+      <w:pPr>
+        <w:pStyle w:val="ListParagraph"/>
+        <w:numPr>
+          <w:ilvl w:val="0"/>
+          <w:numId w:val="28"/>
+        </w:numPr>
+      </w:pPr>
+      <w:r>
+        <w:t xml:space="preserve">Understanding of </w:t>
+      </w:r>
+      <w:proofErr w:type="spellStart"/>
+      <w:r>
+        <w:t>analog</w:t>
+      </w:r>
+      <w:proofErr w:type="spellEnd"/>
+      <w:r>
+        <w:t xml:space="preserve"> and digital signal concepts.</w:t>
+      </w:r>
+    </w:p>
+    <w:p>
+      <w:pPr>
+        <w:pStyle w:val="ListParagraph"/>
+        <w:numPr>
+          <w:ilvl w:val="0"/>
+          <w:numId w:val="28"/>
+        </w:numPr>
+      </w:pPr>
+      <w:r>
+        <w:t>Awareness of common electronic components and circuits.</w:t>
       </w:r>
     </w:p>
     <w:p>
@@ -368,6 +406,7 @@
         </w:numPr>
       </w:pPr>
       <w:r>
+        <w:lastRenderedPageBreak/>
         <w:t>Wireless audio streaming (headphones, speakers).</w:t>
       </w:r>
     </w:p>
@@ -392,7 +431,6 @@
         </w:numPr>
       </w:pPr>
       <w:r>
-        <w:lastRenderedPageBreak/>
         <w:t>Connecting input/output devices (mice, keyboards, printers).</w:t>
       </w:r>
     </w:p>
@@ -619,6 +657,7 @@
         </w:numPr>
       </w:pPr>
       <w:r>
+        <w:lastRenderedPageBreak/>
         <w:t>Agricultural sensor networks and asset tracking.</w:t>
       </w:r>
     </w:p>
@@ -632,7 +671,9 @@
         <w:jc w:val="center"/>
       </w:pPr>
       <w:r>
-        <w:lastRenderedPageBreak/>
+        <w:rPr>
+          <w:noProof/>
+        </w:rPr>
         <w:drawing>
           <wp:inline distT="0" distB="0" distL="0" distR="0" wp14:anchorId="7032117C" wp14:editId="4BD5B895">
             <wp:extent cx="5115639" cy="2772162"/>
@@ -860,7 +901,6 @@
         <w:rPr>
           <w:noProof/>
         </w:rPr>
-        <w:lastRenderedPageBreak/>
         <w:drawing>
           <wp:inline distT="0" distB="0" distL="0" distR="0" wp14:anchorId="1B9B532F" wp14:editId="2BF6E3C7">
             <wp:extent cx="6188710" cy="2209800"/>
@@ -1476,34 +1516,7 @@
         <w:pStyle w:val="Text"/>
       </w:pPr>
       <w:r>
-        <w:t>Successfully</w:t>
-      </w:r>
-      <w:r>
-        <w:t xml:space="preserve"> observed</w:t>
-      </w:r>
-      <w:r>
-        <w:t xml:space="preserve"> how</w:t>
-      </w:r>
-      <w:r>
-        <w:t xml:space="preserve"> each wireless communication technology</w:t>
-      </w:r>
-      <w:r>
-        <w:t xml:space="preserve"> </w:t>
-      </w:r>
-      <w:r>
-        <w:t>serves a specific purpose. Bluetooth is ideal for short-range personal device</w:t>
-      </w:r>
-      <w:r>
-        <w:t xml:space="preserve"> </w:t>
-      </w:r>
-      <w:r>
-        <w:t>communication. Zigbee is best suited for low-power sensor networks and IoT</w:t>
-      </w:r>
-      <w:r>
-        <w:t xml:space="preserve"> </w:t>
-      </w:r>
-      <w:r>
-        <w:t xml:space="preserve">applications due to its mesh topology and scalability. </w:t>
+        <w:t xml:space="preserve">Successfully observed how each wireless communication technology serves a specific purpose. Bluetooth is ideal for short-range personal device communication. Zigbee is best suited for low-power sensor networks and IoT applications due to its mesh topology and scalability. </w:t>
       </w:r>
       <w:proofErr w:type="spellStart"/>
       <w:r>
@@ -1511,13 +1524,7 @@
       </w:r>
       <w:proofErr w:type="spellEnd"/>
       <w:r>
-        <w:t>, with its high data rate and</w:t>
-      </w:r>
-      <w:r>
-        <w:t xml:space="preserve"> </w:t>
-      </w:r>
-      <w:r>
-        <w:t>wide usage, is preferred for high-speed internet access and multimedia applications.</w:t>
+        <w:t>, with its high data rate and wide usage, is preferred for high-speed internet access and multimedia applications.</w:t>
       </w:r>
     </w:p>
     <w:sectPr>
@@ -4524,6 +4531,155 @@
     </w:lvl>
   </w:abstractNum>
   <w:abstractNum w:abstractNumId="24" w15:restartNumberingAfterBreak="0">
+    <w:nsid w:val="4FE95ED3"/>
+    <w:multiLevelType w:val="multilevel"/>
+    <w:tmpl w:val="164EFEBA"/>
+    <w:lvl w:ilvl="0">
+      <w:start w:val="1"/>
+      <w:numFmt w:val="bullet"/>
+      <w:lvlText w:val=""/>
+      <w:lvlJc w:val="left"/>
+      <w:pPr>
+        <w:tabs>
+          <w:tab w:val="num" w:pos="720"/>
+        </w:tabs>
+        <w:ind w:left="720" w:hanging="360"/>
+      </w:pPr>
+      <w:rPr>
+        <w:rFonts w:ascii="Symbol" w:hAnsi="Symbol" w:hint="default"/>
+        <w:sz w:val="20"/>
+      </w:rPr>
+    </w:lvl>
+    <w:lvl w:ilvl="1" w:tentative="1">
+      <w:start w:val="1"/>
+      <w:numFmt w:val="bullet"/>
+      <w:lvlText w:val="o"/>
+      <w:lvlJc w:val="left"/>
+      <w:pPr>
+        <w:tabs>
+          <w:tab w:val="num" w:pos="1440"/>
+        </w:tabs>
+        <w:ind w:left="1440" w:hanging="360"/>
+      </w:pPr>
+      <w:rPr>
+        <w:rFonts w:ascii="Courier New" w:hAnsi="Courier New" w:hint="default"/>
+        <w:sz w:val="20"/>
+      </w:rPr>
+    </w:lvl>
+    <w:lvl w:ilvl="2" w:tentative="1">
+      <w:start w:val="1"/>
+      <w:numFmt w:val="bullet"/>
+      <w:lvlText w:val=""/>
+      <w:lvlJc w:val="left"/>
+      <w:pPr>
+        <w:tabs>
+          <w:tab w:val="num" w:pos="2160"/>
+        </w:tabs>
+        <w:ind w:left="2160" w:hanging="360"/>
+      </w:pPr>
+      <w:rPr>
+        <w:rFonts w:ascii="Wingdings" w:hAnsi="Wingdings" w:hint="default"/>
+        <w:sz w:val="20"/>
+      </w:rPr>
+    </w:lvl>
+    <w:lvl w:ilvl="3" w:tentative="1">
+      <w:start w:val="1"/>
+      <w:numFmt w:val="bullet"/>
+      <w:lvlText w:val=""/>
+      <w:lvlJc w:val="left"/>
+      <w:pPr>
+        <w:tabs>
+          <w:tab w:val="num" w:pos="2880"/>
+        </w:tabs>
+        <w:ind w:left="2880" w:hanging="360"/>
+      </w:pPr>
+      <w:rPr>
+        <w:rFonts w:ascii="Wingdings" w:hAnsi="Wingdings" w:hint="default"/>
+        <w:sz w:val="20"/>
+      </w:rPr>
+    </w:lvl>
+    <w:lvl w:ilvl="4" w:tentative="1">
+      <w:start w:val="1"/>
+      <w:numFmt w:val="bullet"/>
+      <w:lvlText w:val=""/>
+      <w:lvlJc w:val="left"/>
+      <w:pPr>
+        <w:tabs>
+          <w:tab w:val="num" w:pos="3600"/>
+        </w:tabs>
+        <w:ind w:left="3600" w:hanging="360"/>
+      </w:pPr>
+      <w:rPr>
+        <w:rFonts w:ascii="Wingdings" w:hAnsi="Wingdings" w:hint="default"/>
+        <w:sz w:val="20"/>
+      </w:rPr>
+    </w:lvl>
+    <w:lvl w:ilvl="5" w:tentative="1">
+      <w:start w:val="1"/>
+      <w:numFmt w:val="bullet"/>
+      <w:lvlText w:val=""/>
+      <w:lvlJc w:val="left"/>
+      <w:pPr>
+        <w:tabs>
+          <w:tab w:val="num" w:pos="4320"/>
+        </w:tabs>
+        <w:ind w:left="4320" w:hanging="360"/>
+      </w:pPr>
+      <w:rPr>
+        <w:rFonts w:ascii="Wingdings" w:hAnsi="Wingdings" w:hint="default"/>
+        <w:sz w:val="20"/>
+      </w:rPr>
+    </w:lvl>
+    <w:lvl w:ilvl="6" w:tentative="1">
+      <w:start w:val="1"/>
+      <w:numFmt w:val="bullet"/>
+      <w:lvlText w:val=""/>
+      <w:lvlJc w:val="left"/>
+      <w:pPr>
+        <w:tabs>
+          <w:tab w:val="num" w:pos="5040"/>
+        </w:tabs>
+        <w:ind w:left="5040" w:hanging="360"/>
+      </w:pPr>
+      <w:rPr>
+        <w:rFonts w:ascii="Wingdings" w:hAnsi="Wingdings" w:hint="default"/>
+        <w:sz w:val="20"/>
+      </w:rPr>
+    </w:lvl>
+    <w:lvl w:ilvl="7" w:tentative="1">
+      <w:start w:val="1"/>
+      <w:numFmt w:val="bullet"/>
+      <w:lvlText w:val=""/>
+      <w:lvlJc w:val="left"/>
+      <w:pPr>
+        <w:tabs>
+          <w:tab w:val="num" w:pos="5760"/>
+        </w:tabs>
+        <w:ind w:left="5760" w:hanging="360"/>
+      </w:pPr>
+      <w:rPr>
+        <w:rFonts w:ascii="Wingdings" w:hAnsi="Wingdings" w:hint="default"/>
+        <w:sz w:val="20"/>
+      </w:rPr>
+    </w:lvl>
+    <w:lvl w:ilvl="8" w:tentative="1">
+      <w:start w:val="1"/>
+      <w:numFmt w:val="bullet"/>
+      <w:lvlText w:val=""/>
+      <w:lvlJc w:val="left"/>
+      <w:pPr>
+        <w:tabs>
+          <w:tab w:val="num" w:pos="6480"/>
+        </w:tabs>
+        <w:ind w:left="6480" w:hanging="360"/>
+      </w:pPr>
+      <w:rPr>
+        <w:rFonts w:ascii="Wingdings" w:hAnsi="Wingdings" w:hint="default"/>
+        <w:sz w:val="20"/>
+      </w:rPr>
+    </w:lvl>
+  </w:abstractNum>
+  <w:abstractNum w:abstractNumId="25" w15:restartNumberingAfterBreak="0">
     <w:nsid w:val="513C42A7"/>
     <w:multiLevelType w:val="hybridMultilevel"/>
     <w:tmpl w:val="973414CC"/>
@@ -4637,7 +4793,7 @@
       </w:rPr>
     </w:lvl>
   </w:abstractNum>
-  <w:abstractNum w:abstractNumId="25" w15:restartNumberingAfterBreak="0">
+  <w:abstractNum w:abstractNumId="26" w15:restartNumberingAfterBreak="0">
     <w:nsid w:val="54B14A71"/>
     <w:multiLevelType w:val="hybridMultilevel"/>
     <w:tmpl w:val="31A25F16"/>
@@ -4751,7 +4907,7 @@
       </w:rPr>
     </w:lvl>
   </w:abstractNum>
-  <w:abstractNum w:abstractNumId="26" w15:restartNumberingAfterBreak="0">
+  <w:abstractNum w:abstractNumId="27" w15:restartNumberingAfterBreak="0">
     <w:nsid w:val="58B1461F"/>
     <w:multiLevelType w:val="multilevel"/>
     <w:tmpl w:val="9FF28720"/>
@@ -4864,7 +5020,7 @@
       </w:pPr>
     </w:lvl>
   </w:abstractNum>
-  <w:abstractNum w:abstractNumId="27" w15:restartNumberingAfterBreak="0">
+  <w:abstractNum w:abstractNumId="28" w15:restartNumberingAfterBreak="0">
     <w:nsid w:val="61C63C29"/>
     <w:multiLevelType w:val="multilevel"/>
     <w:tmpl w:val="660C3DBA"/>
@@ -4977,7 +5133,7 @@
       </w:pPr>
     </w:lvl>
   </w:abstractNum>
-  <w:abstractNum w:abstractNumId="28" w15:restartNumberingAfterBreak="0">
+  <w:abstractNum w:abstractNumId="29" w15:restartNumberingAfterBreak="0">
     <w:nsid w:val="640E2971"/>
     <w:multiLevelType w:val="hybridMultilevel"/>
     <w:tmpl w:val="363CE8A2"/>
@@ -5091,7 +5247,7 @@
       </w:rPr>
     </w:lvl>
   </w:abstractNum>
-  <w:abstractNum w:abstractNumId="29" w15:restartNumberingAfterBreak="0">
+  <w:abstractNum w:abstractNumId="30" w15:restartNumberingAfterBreak="0">
     <w:nsid w:val="68637E89"/>
     <w:multiLevelType w:val="multilevel"/>
     <w:tmpl w:val="4832F1EA"/>
@@ -5204,7 +5360,7 @@
       </w:pPr>
     </w:lvl>
   </w:abstractNum>
-  <w:abstractNum w:abstractNumId="30" w15:restartNumberingAfterBreak="0">
+  <w:abstractNum w:abstractNumId="31" w15:restartNumberingAfterBreak="0">
     <w:nsid w:val="68B24591"/>
     <w:multiLevelType w:val="hybridMultilevel"/>
     <w:tmpl w:val="320A11E2"/>
@@ -5318,7 +5474,7 @@
       </w:rPr>
     </w:lvl>
   </w:abstractNum>
-  <w:abstractNum w:abstractNumId="31" w15:restartNumberingAfterBreak="0">
+  <w:abstractNum w:abstractNumId="32" w15:restartNumberingAfterBreak="0">
     <w:nsid w:val="6BED2CA6"/>
     <w:multiLevelType w:val="hybridMultilevel"/>
     <w:tmpl w:val="63F05828"/>
@@ -5408,7 +5564,7 @@
       </w:pPr>
     </w:lvl>
   </w:abstractNum>
-  <w:abstractNum w:abstractNumId="32" w15:restartNumberingAfterBreak="0">
+  <w:abstractNum w:abstractNumId="33" w15:restartNumberingAfterBreak="0">
     <w:nsid w:val="6BF30C73"/>
     <w:multiLevelType w:val="multilevel"/>
     <w:tmpl w:val="987A219C"/>
@@ -5521,7 +5677,7 @@
       </w:pPr>
     </w:lvl>
   </w:abstractNum>
-  <w:abstractNum w:abstractNumId="33" w15:restartNumberingAfterBreak="0">
+  <w:abstractNum w:abstractNumId="34" w15:restartNumberingAfterBreak="0">
     <w:nsid w:val="72CA789D"/>
     <w:multiLevelType w:val="hybridMultilevel"/>
     <w:tmpl w:val="FAEE41A2"/>
@@ -5635,7 +5791,7 @@
       </w:rPr>
     </w:lvl>
   </w:abstractNum>
-  <w:abstractNum w:abstractNumId="34" w15:restartNumberingAfterBreak="0">
+  <w:abstractNum w:abstractNumId="35" w15:restartNumberingAfterBreak="0">
     <w:nsid w:val="75B146C2"/>
     <w:multiLevelType w:val="multilevel"/>
     <w:tmpl w:val="85407AA4"/>
@@ -5748,7 +5904,7 @@
       </w:pPr>
     </w:lvl>
   </w:abstractNum>
-  <w:abstractNum w:abstractNumId="35" w15:restartNumberingAfterBreak="0">
+  <w:abstractNum w:abstractNumId="36" w15:restartNumberingAfterBreak="0">
     <w:nsid w:val="76E17115"/>
     <w:multiLevelType w:val="multilevel"/>
     <w:tmpl w:val="0F6269A6"/>
@@ -5861,7 +6017,7 @@
       </w:pPr>
     </w:lvl>
   </w:abstractNum>
-  <w:abstractNum w:abstractNumId="36" w15:restartNumberingAfterBreak="0">
+  <w:abstractNum w:abstractNumId="37" w15:restartNumberingAfterBreak="0">
     <w:nsid w:val="7C481D4D"/>
     <w:multiLevelType w:val="multilevel"/>
     <w:tmpl w:val="992A72A8"/>
@@ -5974,7 +6130,7 @@
       </w:pPr>
     </w:lvl>
   </w:abstractNum>
-  <w:abstractNum w:abstractNumId="37" w15:restartNumberingAfterBreak="0">
+  <w:abstractNum w:abstractNumId="38" w15:restartNumberingAfterBreak="0">
     <w:nsid w:val="7D0B50CC"/>
     <w:multiLevelType w:val="multilevel"/>
     <w:tmpl w:val="BE2E877A"/>
@@ -6100,10 +6256,10 @@
     <w:abstractNumId w:val="22"/>
   </w:num>
   <w:num w:numId="5">
-    <w:abstractNumId w:val="31"/>
+    <w:abstractNumId w:val="32"/>
   </w:num>
   <w:num w:numId="6">
-    <w:abstractNumId w:val="26"/>
+    <w:abstractNumId w:val="27"/>
   </w:num>
   <w:num w:numId="7">
     <w:abstractNumId w:val="20"/>
@@ -6118,7 +6274,7 @@
     <w:abstractNumId w:val="8"/>
   </w:num>
   <w:num w:numId="11">
-    <w:abstractNumId w:val="25"/>
+    <w:abstractNumId w:val="26"/>
   </w:num>
   <w:num w:numId="12">
     <w:abstractNumId w:val="0"/>
@@ -6127,13 +6283,13 @@
     <w:abstractNumId w:val="3"/>
   </w:num>
   <w:num w:numId="14">
-    <w:abstractNumId w:val="24"/>
+    <w:abstractNumId w:val="25"/>
   </w:num>
   <w:num w:numId="15">
-    <w:abstractNumId w:val="30"/>
+    <w:abstractNumId w:val="31"/>
   </w:num>
   <w:num w:numId="16">
-    <w:abstractNumId w:val="32"/>
+    <w:abstractNumId w:val="33"/>
   </w:num>
   <w:num w:numId="17">
     <w:abstractNumId w:val="14"/>
@@ -6166,16 +6322,16 @@
     <w:abstractNumId w:val="18"/>
   </w:num>
   <w:num w:numId="27">
-    <w:abstractNumId w:val="28"/>
+    <w:abstractNumId w:val="29"/>
   </w:num>
   <w:num w:numId="28">
-    <w:abstractNumId w:val="33"/>
+    <w:abstractNumId w:val="34"/>
   </w:num>
   <w:num w:numId="29">
-    <w:abstractNumId w:val="37"/>
+    <w:abstractNumId w:val="38"/>
   </w:num>
   <w:num w:numId="30">
-    <w:abstractNumId w:val="35"/>
+    <w:abstractNumId w:val="36"/>
   </w:num>
   <w:num w:numId="31">
     <w:abstractNumId w:val="23"/>
@@ -6187,19 +6343,22 @@
     <w:abstractNumId w:val="13"/>
   </w:num>
   <w:num w:numId="34">
-    <w:abstractNumId w:val="27"/>
+    <w:abstractNumId w:val="28"/>
   </w:num>
   <w:num w:numId="35">
-    <w:abstractNumId w:val="29"/>
+    <w:abstractNumId w:val="30"/>
   </w:num>
   <w:num w:numId="36">
     <w:abstractNumId w:val="4"/>
   </w:num>
   <w:num w:numId="37">
-    <w:abstractNumId w:val="34"/>
+    <w:abstractNumId w:val="35"/>
   </w:num>
   <w:num w:numId="38">
-    <w:abstractNumId w:val="36"/>
+    <w:abstractNumId w:val="37"/>
+  </w:num>
+  <w:num w:numId="39">
+    <w:abstractNumId w:val="24"/>
   </w:num>
 </w:numbering>
 </file>
@@ -6607,6 +6766,7 @@
   <w:style w:type="character" w:default="1" w:styleId="DefaultParagraphFont">
     <w:name w:val="Default Paragraph Font"/>
     <w:uiPriority w:val="1"/>
+    <w:semiHidden/>
     <w:unhideWhenUsed/>
   </w:style>
   <w:style w:type="table" w:default="1" w:styleId="TableNormal">
@@ -7188,7 +7348,7 @@
     <w:charset w:val="00"/>
     <w:family w:val="roman"/>
     <w:pitch w:val="variable"/>
-    <w:sig w:usb0="E0002EFF" w:usb1="C000785B" w:usb2="00000009" w:usb3="00000000" w:csb0="000001FF" w:csb1="00000000"/>
+    <w:sig w:usb0="E0002AFF" w:usb1="C0007843" w:usb2="00000009" w:usb3="00000000" w:csb0="000001FF" w:csb1="00000000"/>
   </w:font>
   <w:font w:name="Courier New">
     <w:panose1 w:val="02070309020205020404"/>
@@ -7209,7 +7369,7 @@
     <w:charset w:val="00"/>
     <w:family w:val="swiss"/>
     <w:pitch w:val="variable"/>
-    <w:sig w:usb0="E4002EFF" w:usb1="C000247B" w:usb2="00000009" w:usb3="00000000" w:csb0="000001FF" w:csb1="00000000"/>
+    <w:sig w:usb0="E0002AFF" w:usb1="4000ACFF" w:usb2="00000001" w:usb3="00000000" w:csb0="000001FF" w:csb1="00000000"/>
   </w:font>
   <w:font w:name="JetBrains Mono NL">
     <w:panose1 w:val="02000009000000000000"/>
@@ -7285,6 +7445,7 @@
     <w:rsid w:val="00C95DE2"/>
     <w:rsid w:val="00D212A8"/>
     <w:rsid w:val="00D223CD"/>
+    <w:rsid w:val="00FD6247"/>
   </w:rsids>
   <m:mathPr>
     <m:mathFont m:val="Cambria Math"/>
